--- a/docs/南京-杭天铖-2026-08-20-计算机网络拥塞控制.docx
+++ b/docs/南京-杭天铖-2026-08-20-计算机网络拥塞控制.docx
@@ -2,7 +2,7 @@
 <file path=word/document.xml><?xml version="1.0" encoding="utf-8"?>
 <w:document xmlns:w="http://schemas.openxmlformats.org/wordprocessingml/2006/main" xmlns:m="http://schemas.openxmlformats.org/officeDocument/2006/math" xmlns:r="http://schemas.openxmlformats.org/officeDocument/2006/relationships" xmlns:o="urn:schemas-microsoft-com:office:office" xmlns:v="urn:schemas-microsoft-com:vml" xmlns:w10="urn:schemas-microsoft-com:office:word" xmlns:a="http://schemas.openxmlformats.org/drawingml/2006/main" xmlns:pic="http://schemas.openxmlformats.org/drawingml/2006/picture" xmlns:wp="http://schemas.openxmlformats.org/drawingml/2006/wordprocessingDrawing">
   <w:body>
-    <w:bookmarkStart w:id="22" w:name="发明专利申请"/>
+    <w:bookmarkStart w:id="28" w:name="发明专利申请"/>
     <w:p>
       <w:pPr>
         <w:pStyle w:val="Heading1"/>
@@ -21,7 +21,7 @@
         </w:pict>
       </w:r>
     </w:p>
-    <w:bookmarkStart w:id="21" w:name="一种多信号融合与强化学习辅助的自适应网络拥塞控制方法及系统"/>
+    <w:bookmarkStart w:id="27" w:name="一种多信号融合与强化学习辅助的自适应网络拥塞控制方法及系统"/>
     <w:p>
       <w:pPr>
         <w:pStyle w:val="Heading2"/>
@@ -1595,7 +1595,16 @@
         <w:rPr>
           <w:rFonts w:hint="eastAsia"/>
         </w:rPr>
-        <w:t xml:space="preserve">是本发明实施例提供的拥塞控制方法整体流程图。</w:t>
+        <w:t xml:space="preserve">是本发明实施例提供的拥塞控制方法整体流程图；图</w:t>
+      </w:r>
+      <w:r>
+        <w:t xml:space="preserve"> 2 </w:t>
+      </w:r>
+      <w:r>
+        <w:rPr>
+          <w:rFonts w:hint="eastAsia"/>
+        </w:rPr>
+        <w:t xml:space="preserve">是本发明实施例提供的拥塞控制系统架构图。</w:t>
       </w:r>
     </w:p>
     <w:p>
@@ -2237,7 +2246,16 @@
         <w:rPr>
           <w:rFonts w:hint="eastAsia"/>
         </w:rPr>
-        <w:t xml:space="preserve">本实施例提供一种实现实施例一所述方法的拥塞控制系统，包括状态采集模块、决策模块、决策应用模块和通信模块。</w:t>
+        <w:t xml:space="preserve">如图</w:t>
+      </w:r>
+      <w:r>
+        <w:t xml:space="preserve"> 2 </w:t>
+      </w:r>
+      <w:r>
+        <w:rPr>
+          <w:rFonts w:hint="eastAsia"/>
+        </w:rPr>
+        <w:t xml:space="preserve">所示，本实施例提供一种实现实施例一所述方法的拥塞控制系统，包括状态采集模块、决策模块、决策应用模块和通信模块。</w:t>
       </w:r>
     </w:p>
     <w:p>
@@ -3794,7 +3812,7 @@
       </w:r>
     </w:p>
     <w:bookmarkEnd w:id="19"/>
-    <w:bookmarkStart w:id="20" w:name="摘要附图"/>
+    <w:bookmarkStart w:id="26" w:name="摘要附图"/>
     <w:p>
       <w:pPr>
         <w:pStyle w:val="Heading3"/>
@@ -3826,9 +3844,123 @@
         <w:t xml:space="preserve">本发明所述拥塞控制方法整体流程图。</w:t>
       </w:r>
     </w:p>
-    <w:bookmarkEnd w:id="20"/>
-    <w:bookmarkEnd w:id="21"/>
-    <w:bookmarkEnd w:id="22"/>
+    <w:p>
+      <w:pPr>
+        <w:pStyle w:val="BodyText"/>
+      </w:pPr>
+      <w:r>
+        <w:drawing>
+          <wp:inline>
+            <wp:extent cx="5334000" cy="4557065"/>
+            <wp:effectExtent b="0" l="0" r="0" t="0"/>
+            <wp:docPr descr="图 1 拥塞控制方法整体流程图" title="" id="21" name="Picture"/>
+            <a:graphic>
+              <a:graphicData uri="http://schemas.openxmlformats.org/drawingml/2006/picture">
+                <pic:pic>
+                  <pic:nvPicPr>
+                    <pic:cNvPr descr="plots/fig07_workflow_zh.png" id="22" name="Picture"/>
+                    <pic:cNvPicPr>
+                      <a:picLocks noChangeArrowheads="1" noChangeAspect="1"/>
+                    </pic:cNvPicPr>
+                  </pic:nvPicPr>
+                  <pic:blipFill>
+                    <a:blip r:embed="rId20"/>
+                    <a:stretch>
+                      <a:fillRect/>
+                    </a:stretch>
+                  </pic:blipFill>
+                  <pic:spPr bwMode="auto">
+                    <a:xfrm>
+                      <a:off x="0" y="0"/>
+                      <a:ext cx="5334000" cy="4557065"/>
+                    </a:xfrm>
+                    <a:prstGeom prst="rect">
+                      <a:avLst/>
+                    </a:prstGeom>
+                    <a:noFill/>
+                    <a:ln w="9525">
+                      <a:noFill/>
+                      <a:headEnd/>
+                      <a:tailEnd/>
+                    </a:ln>
+                  </pic:spPr>
+                </pic:pic>
+              </a:graphicData>
+            </a:graphic>
+          </wp:inline>
+        </w:drawing>
+      </w:r>
+    </w:p>
+    <w:p>
+      <w:pPr>
+        <w:pStyle w:val="BodyText"/>
+      </w:pPr>
+      <w:r>
+        <w:rPr>
+          <w:rFonts w:hint="eastAsia"/>
+        </w:rPr>
+        <w:t xml:space="preserve">图</w:t>
+      </w:r>
+      <w:r>
+        <w:t xml:space="preserve"> 2 </w:t>
+      </w:r>
+      <w:r>
+        <w:rPr>
+          <w:rFonts w:hint="eastAsia"/>
+        </w:rPr>
+        <w:t xml:space="preserve">本发明所述拥塞控制系统架构图。</w:t>
+      </w:r>
+    </w:p>
+    <w:p>
+      <w:pPr>
+        <w:pStyle w:val="BodyText"/>
+      </w:pPr>
+      <w:r>
+        <w:drawing>
+          <wp:inline>
+            <wp:extent cx="5334000" cy="2624015"/>
+            <wp:effectExtent b="0" l="0" r="0" t="0"/>
+            <wp:docPr descr="图 2 拥塞控制系统架构图" title="" id="24" name="Picture"/>
+            <a:graphic>
+              <a:graphicData uri="http://schemas.openxmlformats.org/drawingml/2006/picture">
+                <pic:pic>
+                  <pic:nvPicPr>
+                    <pic:cNvPr descr="plots/fig06_architecture_zh.png" id="25" name="Picture"/>
+                    <pic:cNvPicPr>
+                      <a:picLocks noChangeArrowheads="1" noChangeAspect="1"/>
+                    </pic:cNvPicPr>
+                  </pic:nvPicPr>
+                  <pic:blipFill>
+                    <a:blip r:embed="rId23"/>
+                    <a:stretch>
+                      <a:fillRect/>
+                    </a:stretch>
+                  </pic:blipFill>
+                  <pic:spPr bwMode="auto">
+                    <a:xfrm>
+                      <a:off x="0" y="0"/>
+                      <a:ext cx="5334000" cy="2624015"/>
+                    </a:xfrm>
+                    <a:prstGeom prst="rect">
+                      <a:avLst/>
+                    </a:prstGeom>
+                    <a:noFill/>
+                    <a:ln w="9525">
+                      <a:noFill/>
+                      <a:headEnd/>
+                      <a:tailEnd/>
+                    </a:ln>
+                  </pic:spPr>
+                </pic:pic>
+              </a:graphicData>
+            </a:graphic>
+          </wp:inline>
+        </w:drawing>
+      </w:r>
+    </w:p>
+    <w:bookmarkEnd w:id="26"/>
+    <w:bookmarkEnd w:id="27"/>
+    <w:bookmarkEnd w:id="28"/>
     <w:sectPr>
       <w:footnotePr>
         <w:numRestart w:val="eachSect"/>
